--- a/Tailored_CVs/Shinoy_Voodoo_Senior_QA_Tester___Paper_io_2.docx
+++ b/Tailored_CVs/Shinoy_Voodoo_Senior_QA_Tester___Paper_io_2.docx
@@ -70,7 +70,7 @@
           <w:b w:val="0"/>
           <w:sz w:val="19"/>
         </w:rPr>
-        <w:t>QA engineer with over 8 years of experience testing software systems and managing end-to-end quality processes. I bring strong skills in manual testing, exploratory checks, and test plan design to ensure high release stability. Having recently relocated to the Netherlands with a valid EU residence permit, I am ready to contribute immediately.</w:t>
+        <w:t>I am a QA engineer with over 8 years of experience testing software systems and managing test processes. I bring a strong background in manual and automated testing, working closely with cross-functional teams to track down defects and improve release quality. I am also comfortable using AI tools like Gemini Code Assist in my daily workflow to speed up test generation. I hold a valid EU residence permit and am ready to start immediately in the Netherlands.</w:t>
       </w:r>
     </w:p>
     <w:p>
@@ -288,7 +288,7 @@
           <w:b w:val="0"/>
           <w:sz w:val="18"/>
         </w:rPr>
-        <w:t>▸ Conducted comprehensive manual testing and exploratory runs on deployment builds to identify and document critical defects.</w:t>
+        <w:t>▸ Conducted thorough manual testing of mobile workflows and game features to identify critical defects and ensure a smooth user experience.</w:t>
       </w:r>
     </w:p>
     <w:p>
@@ -301,7 +301,7 @@
           <w:b w:val="0"/>
           <w:sz w:val="18"/>
         </w:rPr>
-        <w:t>▸ Designed test plans for new features, prioritizing tasks to align with project timelines and release objectives.</w:t>
+        <w:t>▸ Created and maintained testing processes to track product quality, align with project timelines, and address issues independently.</w:t>
       </w:r>
     </w:p>
     <w:p>
@@ -314,7 +314,7 @@
           <w:b w:val="0"/>
           <w:sz w:val="18"/>
         </w:rPr>
-        <w:t>▸ Collaborated closely with development teams to understand mechanics and provide feedback on product quality.</w:t>
+        <w:t>▸ Collaborated closely with design and development teams to understand mechanics and provide feedback on new features.</w:t>
       </w:r>
     </w:p>
     <w:p>
@@ -327,7 +327,7 @@
           <w:b w:val="0"/>
           <w:sz w:val="18"/>
         </w:rPr>
-        <w:t>▸ Streamlined test generation and deployment scripts utilizing AI tools like Gemini Code Assist.</w:t>
+        <w:t>▸ Utilized Gemini Code Assist in daily tasks to speed up test script generation and support deployment workflows.</w:t>
       </w:r>
     </w:p>
     <w:p>

--- a/Tailored_CVs/Shinoy_Voodoo_Senior_QA_Tester___Paper_io_2.docx
+++ b/Tailored_CVs/Shinoy_Voodoo_Senior_QA_Tester___Paper_io_2.docx
@@ -70,7 +70,7 @@
           <w:b w:val="0"/>
           <w:sz w:val="19"/>
         </w:rPr>
-        <w:t>I am a QA engineer with over 8 years of experience testing software systems and managing test processes. I bring a strong background in manual and automated testing, working closely with cross-functional teams to track down defects and improve release quality. I am also comfortable using AI tools like Gemini Code Assist in my daily workflow to speed up test generation. I hold a valid EU residence permit and am ready to start immediately in the Netherlands.</w:t>
+        <w:t>QA engineer with over eight years of experience testing software systems and managing releases. I focus on finding defects early, working closely with development teams, and setting up clear test plans. I am comfortable using tools like Gemini Code Assist to speed up test generation and daily workflows. Based in Amstelveen with a valid EU residence permit, I am ready to start immediately.</w:t>
       </w:r>
     </w:p>
     <w:p>
@@ -288,7 +288,7 @@
           <w:b w:val="0"/>
           <w:sz w:val="18"/>
         </w:rPr>
-        <w:t>▸ Conducted thorough manual testing of mobile workflows and game features to identify critical defects and ensure a smooth user experience.</w:t>
+        <w:t>▸ Conducted thorough manual and exploratory testing to identify critical defects and ensure stability for mobile and web features.</w:t>
       </w:r>
     </w:p>
     <w:p>
@@ -301,7 +301,7 @@
           <w:b w:val="0"/>
           <w:sz w:val="18"/>
         </w:rPr>
-        <w:t>▸ Created and maintained testing processes to track product quality, align with project timelines, and address issues independently.</w:t>
+        <w:t>▸ Created and executed test plans for new releases, aligning testing tasks with project timelines and quality goals.</w:t>
       </w:r>
     </w:p>
     <w:p>
@@ -314,7 +314,7 @@
           <w:b w:val="0"/>
           <w:sz w:val="18"/>
         </w:rPr>
-        <w:t>▸ Collaborated closely with design and development teams to understand mechanics and provide feedback on new features.</w:t>
+        <w:t>▸ Collaborated closely with development and product teams to understand game mechanics and provide actionable feedback on user experience.</w:t>
       </w:r>
     </w:p>
     <w:p>
@@ -327,7 +327,7 @@
           <w:b w:val="0"/>
           <w:sz w:val="18"/>
         </w:rPr>
-        <w:t>▸ Utilized Gemini Code Assist in daily tasks to speed up test script generation and support deployment workflows.</w:t>
+        <w:t>▸ Streamlined test generation and daily tasks by utilizing Gemini Code Assist to speed up script creation and deployment workflows.</w:t>
       </w:r>
     </w:p>
     <w:p>
